--- a/Media/Mastering the UpTimeEngine Runtime Architecture.docx
+++ b/Media/Mastering the UpTimeEngine Runtime Architecture.docx
@@ -254,7 +254,23 @@
           <w:rFonts w:ascii="Roboto" w:eastAsia="Times New Roman" w:hAnsi="Roboto" w:cs="Times New Roman"/>
           <w:color w:val="1F1F1F"/>
         </w:rPr>
-        <w:t xml:space="preserve"> is to execute an end-to-end, policy-governed incident investigation and remediation loop. When a production anomaly triggers an alert, UpTimeEngine automatically processes the signal, formulates an investigation plan using artificial intelligence, verifies safety policy compliance, inspects the live infrastructure, and delivers fixes or diagnostic reports.</w:t>
+        <w:t xml:space="preserve"> is to execute an end-to-end, policy-governed incident investigation and remediation loop. When a production anomaly triggers an alert, UpTimeEngine automatically processes the signal, formulates an investigation plan using </w:t>
+      </w:r>
+      <w:proofErr w:type="spellStart"/>
+      <w:r>
+        <w:rPr>
+          <w:rFonts w:ascii="Roboto" w:eastAsia="Times New Roman" w:hAnsi="Roboto" w:cs="Times New Roman"/>
+          <w:color w:val="1F1F1F"/>
+        </w:rPr>
+        <w:t>eOS</w:t>
+      </w:r>
+      <w:proofErr w:type="spellEnd"/>
+      <w:r>
+        <w:rPr>
+          <w:rFonts w:ascii="Roboto" w:eastAsia="Times New Roman" w:hAnsi="Roboto" w:cs="Times New Roman"/>
+          <w:color w:val="1F1F1F"/>
+        </w:rPr>
+        <w:t>, verifies safety policy compliance, inspects the live infrastructure, and delivers fixes or diagnostic reports.</w:t>
       </w:r>
     </w:p>
     <w:p>
@@ -286,7 +302,44 @@
           <w:rFonts w:ascii="Roboto" w:eastAsia="Times New Roman" w:hAnsi="Roboto" w:cs="Times New Roman"/>
           <w:color w:val="1F1F1F"/>
         </w:rPr>
-        <w:t xml:space="preserve"> of this workflow is a verified infrastructure inspection and outbound remediation delivery (e.g., Slack notifications, Jira ticket updates, or PagerDuty resolutions) conducted safely within customer policy boundaries.</w:t>
+        <w:t xml:space="preserve"> of this workflow is a verified infrastructure inspection and outbound remediation delivery (e.g., </w:t>
+      </w:r>
+      <w:r>
+        <w:rPr>
+          <w:rFonts w:ascii="Roboto" w:eastAsia="Times New Roman" w:hAnsi="Roboto" w:cs="Times New Roman"/>
+          <w:color w:val="1F1F1F"/>
+        </w:rPr>
+        <w:t>Teams</w:t>
+      </w:r>
+      <w:r>
+        <w:rPr>
+          <w:rFonts w:ascii="Roboto" w:eastAsia="Times New Roman" w:hAnsi="Roboto" w:cs="Times New Roman"/>
+          <w:color w:val="1F1F1F"/>
+        </w:rPr>
+        <w:t xml:space="preserve"> notifications, Jira ticket updates, or </w:t>
+      </w:r>
+      <w:proofErr w:type="spellStart"/>
+      <w:r>
+        <w:rPr>
+          <w:rFonts w:ascii="Roboto" w:eastAsia="Times New Roman" w:hAnsi="Roboto" w:cs="Times New Roman"/>
+          <w:color w:val="1F1F1F"/>
+        </w:rPr>
+        <w:t>BigPanda</w:t>
+      </w:r>
+      <w:r>
+        <w:rPr>
+          <w:rFonts w:ascii="Roboto" w:eastAsia="Times New Roman" w:hAnsi="Roboto" w:cs="Times New Roman"/>
+          <w:color w:val="1F1F1F"/>
+        </w:rPr>
+        <w:t>resolutions</w:t>
+      </w:r>
+      <w:proofErr w:type="spellEnd"/>
+      <w:r>
+        <w:rPr>
+          <w:rFonts w:ascii="Roboto" w:eastAsia="Times New Roman" w:hAnsi="Roboto" w:cs="Times New Roman"/>
+          <w:color w:val="1F1F1F"/>
+        </w:rPr>
+        <w:t>) conducted safely within customer policy boundaries.</w:t>
       </w:r>
     </w:p>
     <w:p>
@@ -657,6 +710,7 @@
         </w:rPr>
         <w:t xml:space="preserve">: </w:t>
       </w:r>
+      <w:proofErr w:type="spellStart"/>
       <w:r>
         <w:rPr>
           <w:rFonts w:ascii="Courier New" w:eastAsia="Times New Roman" w:hAnsi="Courier New" w:cs="Courier New"/>
@@ -667,13 +721,45 @@
         </w:rPr>
         <w:t>alert_ingress</w:t>
       </w:r>
-      <w:r>
-        <w:rPr>
-          <w:rFonts w:ascii="Roboto" w:eastAsia="Times New Roman" w:hAnsi="Roboto" w:cs="Times New Roman"/>
-          <w:color w:val="1F1F1F"/>
-        </w:rPr>
-        <w:t xml:space="preserve"> (AlertManager, PagerDuty) communicating with </w:t>
-      </w:r>
+      <w:proofErr w:type="spellEnd"/>
+      <w:r>
+        <w:rPr>
+          <w:rFonts w:ascii="Roboto" w:eastAsia="Times New Roman" w:hAnsi="Roboto" w:cs="Times New Roman"/>
+          <w:color w:val="1F1F1F"/>
+        </w:rPr>
+        <w:t xml:space="preserve"> (</w:t>
+      </w:r>
+      <w:proofErr w:type="spellStart"/>
+      <w:r>
+        <w:rPr>
+          <w:rFonts w:ascii="Roboto" w:eastAsia="Times New Roman" w:hAnsi="Roboto" w:cs="Times New Roman"/>
+          <w:color w:val="1F1F1F"/>
+        </w:rPr>
+        <w:t>AlertManager</w:t>
+      </w:r>
+      <w:proofErr w:type="spellEnd"/>
+      <w:r>
+        <w:rPr>
+          <w:rFonts w:ascii="Roboto" w:eastAsia="Times New Roman" w:hAnsi="Roboto" w:cs="Times New Roman"/>
+          <w:color w:val="1F1F1F"/>
+        </w:rPr>
+        <w:t xml:space="preserve">, </w:t>
+      </w:r>
+      <w:r>
+        <w:rPr>
+          <w:rFonts w:ascii="Roboto" w:eastAsia="Times New Roman" w:hAnsi="Roboto" w:cs="Times New Roman"/>
+          <w:color w:val="1F1F1F"/>
+        </w:rPr>
+        <w:t>BigPanda</w:t>
+      </w:r>
+      <w:r>
+        <w:rPr>
+          <w:rFonts w:ascii="Roboto" w:eastAsia="Times New Roman" w:hAnsi="Roboto" w:cs="Times New Roman"/>
+          <w:color w:val="1F1F1F"/>
+        </w:rPr>
+        <w:t xml:space="preserve">) communicating with </w:t>
+      </w:r>
+      <w:proofErr w:type="spellStart"/>
       <w:r>
         <w:rPr>
           <w:rFonts w:ascii="Courier New" w:eastAsia="Times New Roman" w:hAnsi="Courier New" w:cs="Courier New"/>
@@ -684,6 +770,7 @@
         </w:rPr>
         <w:t>api_server</w:t>
       </w:r>
+      <w:proofErr w:type="spellEnd"/>
       <w:r>
         <w:rPr>
           <w:rFonts w:ascii="Roboto" w:eastAsia="Times New Roman" w:hAnsi="Roboto" w:cs="Times New Roman"/>
@@ -749,6 +836,7 @@
         </w:rPr>
         <w:t xml:space="preserve">: The FastAPI Server ingests incoming webhooks, validates request authenticity using credentials managed via </w:t>
       </w:r>
+      <w:proofErr w:type="spellStart"/>
       <w:r>
         <w:rPr>
           <w:rFonts w:ascii="Courier New" w:eastAsia="Times New Roman" w:hAnsi="Courier New" w:cs="Courier New"/>
@@ -759,6 +847,7 @@
         </w:rPr>
         <w:t>auth_manager</w:t>
       </w:r>
+      <w:proofErr w:type="spellEnd"/>
       <w:r>
         <w:rPr>
           <w:rFonts w:ascii="Roboto" w:eastAsia="Times New Roman" w:hAnsi="Roboto" w:cs="Times New Roman"/>
@@ -933,6 +1022,7 @@
         </w:rPr>
         <w:t xml:space="preserve">: </w:t>
       </w:r>
+      <w:proofErr w:type="spellStart"/>
       <w:r>
         <w:rPr>
           <w:rFonts w:ascii="Courier New" w:eastAsia="Times New Roman" w:hAnsi="Courier New" w:cs="Courier New"/>
@@ -943,6 +1033,7 @@
         </w:rPr>
         <w:t>api_server</w:t>
       </w:r>
+      <w:proofErr w:type="spellEnd"/>
       <w:r>
         <w:rPr>
           <w:rFonts w:ascii="Roboto" w:eastAsia="Times New Roman" w:hAnsi="Roboto" w:cs="Times New Roman"/>
@@ -950,6 +1041,7 @@
         </w:rPr>
         <w:t xml:space="preserve"> (FastAPI Server) dispatching to </w:t>
       </w:r>
+      <w:proofErr w:type="spellStart"/>
       <w:r>
         <w:rPr>
           <w:rFonts w:ascii="Courier New" w:eastAsia="Times New Roman" w:hAnsi="Courier New" w:cs="Courier New"/>
@@ -960,12 +1052,29 @@
         </w:rPr>
         <w:t>agent_orchestrator</w:t>
       </w:r>
-      <w:r>
-        <w:rPr>
-          <w:rFonts w:ascii="Roboto" w:eastAsia="Times New Roman" w:hAnsi="Roboto" w:cs="Times New Roman"/>
-          <w:color w:val="1F1F1F"/>
-        </w:rPr>
-        <w:t xml:space="preserve"> (ToolCallingLLM).</w:t>
+      <w:proofErr w:type="spellEnd"/>
+      <w:r>
+        <w:rPr>
+          <w:rFonts w:ascii="Roboto" w:eastAsia="Times New Roman" w:hAnsi="Roboto" w:cs="Times New Roman"/>
+          <w:color w:val="1F1F1F"/>
+        </w:rPr>
+        <w:t xml:space="preserve"> (</w:t>
+      </w:r>
+      <w:proofErr w:type="spellStart"/>
+      <w:r>
+        <w:rPr>
+          <w:rFonts w:ascii="Roboto" w:eastAsia="Times New Roman" w:hAnsi="Roboto" w:cs="Times New Roman"/>
+          <w:color w:val="1F1F1F"/>
+        </w:rPr>
+        <w:t>ToolCallingLLM</w:t>
+      </w:r>
+      <w:proofErr w:type="spellEnd"/>
+      <w:r>
+        <w:rPr>
+          <w:rFonts w:ascii="Roboto" w:eastAsia="Times New Roman" w:hAnsi="Roboto" w:cs="Times New Roman"/>
+          <w:color w:val="1F1F1F"/>
+        </w:rPr>
+        <w:t>).</w:t>
       </w:r>
     </w:p>
     <w:p>
@@ -1025,6 +1134,7 @@
         </w:rPr>
         <w:t xml:space="preserve">: The API Server routes operational requests into the </w:t>
       </w:r>
+      <w:proofErr w:type="spellStart"/>
       <w:r>
         <w:rPr>
           <w:rFonts w:ascii="Courier New" w:eastAsia="Times New Roman" w:hAnsi="Courier New" w:cs="Courier New"/>
@@ -1035,6 +1145,7 @@
         </w:rPr>
         <w:t>ToolCallingLLM</w:t>
       </w:r>
+      <w:proofErr w:type="spellEnd"/>
       <w:r>
         <w:rPr>
           <w:rFonts w:ascii="Roboto" w:eastAsia="Times New Roman" w:hAnsi="Roboto" w:cs="Times New Roman"/>
@@ -1042,6 +1153,7 @@
         </w:rPr>
         <w:t xml:space="preserve"> reason-act loop. Concurrently, </w:t>
       </w:r>
+      <w:proofErr w:type="spellStart"/>
       <w:r>
         <w:rPr>
           <w:rFonts w:ascii="Courier New" w:eastAsia="Times New Roman" w:hAnsi="Courier New" w:cs="Courier New"/>
@@ -1052,6 +1164,7 @@
         </w:rPr>
         <w:t>prompt_engine</w:t>
       </w:r>
+      <w:proofErr w:type="spellEnd"/>
       <w:r>
         <w:rPr>
           <w:rFonts w:ascii="Roboto" w:eastAsia="Times New Roman" w:hAnsi="Roboto" w:cs="Times New Roman"/>
@@ -1059,6 +1172,7 @@
         </w:rPr>
         <w:t xml:space="preserve"> dynamically inspects registered skills and tool catalogs from </w:t>
       </w:r>
+      <w:proofErr w:type="spellStart"/>
       <w:r>
         <w:rPr>
           <w:rFonts w:ascii="Courier New" w:eastAsia="Times New Roman" w:hAnsi="Courier New" w:cs="Courier New"/>
@@ -1069,6 +1183,7 @@
         </w:rPr>
         <w:t>local_cache</w:t>
       </w:r>
+      <w:proofErr w:type="spellEnd"/>
       <w:r>
         <w:rPr>
           <w:rFonts w:ascii="Roboto" w:eastAsia="Times New Roman" w:hAnsi="Roboto" w:cs="Times New Roman"/>
@@ -1076,6 +1191,7 @@
         </w:rPr>
         <w:t xml:space="preserve"> to compile scoped system prompts, while </w:t>
       </w:r>
+      <w:proofErr w:type="spellStart"/>
       <w:r>
         <w:rPr>
           <w:rFonts w:ascii="Courier New" w:eastAsia="Times New Roman" w:hAnsi="Courier New" w:cs="Courier New"/>
@@ -1086,6 +1202,7 @@
         </w:rPr>
         <w:t>conversation_store</w:t>
       </w:r>
+      <w:proofErr w:type="spellEnd"/>
       <w:r>
         <w:rPr>
           <w:rFonts w:ascii="Roboto" w:eastAsia="Times New Roman" w:hAnsi="Roboto" w:cs="Times New Roman"/>
@@ -1122,6 +1239,7 @@
         </w:rPr>
         <w:t xml:space="preserve">: Dispatched investigation job loaded into the </w:t>
       </w:r>
+      <w:proofErr w:type="spellStart"/>
       <w:r>
         <w:rPr>
           <w:rFonts w:ascii="Courier New" w:eastAsia="Times New Roman" w:hAnsi="Courier New" w:cs="Courier New"/>
@@ -1132,6 +1250,7 @@
         </w:rPr>
         <w:t>ToolCallingLLM</w:t>
       </w:r>
+      <w:proofErr w:type="spellEnd"/>
       <w:r>
         <w:rPr>
           <w:rFonts w:ascii="Roboto" w:eastAsia="Times New Roman" w:hAnsi="Roboto" w:cs="Times New Roman"/>
@@ -1192,7 +1311,29 @@
           <w:szCs w:val="20"/>
           <w:shd w:val="clear" w:color="auto" w:fill="F1F3F4"/>
         </w:rPr>
-        <w:t>[INFERENCE: Unparseable payloads or invalid routing state abort dispatch prior to LLM execution.]</w:t>
+        <w:t xml:space="preserve">[INFERENCE: </w:t>
+      </w:r>
+      <w:proofErr w:type="spellStart"/>
+      <w:r>
+        <w:rPr>
+          <w:rFonts w:ascii="Courier New" w:eastAsia="Times New Roman" w:hAnsi="Courier New" w:cs="Courier New"/>
+          <w:color w:val="1F1F1F"/>
+          <w:sz w:val="20"/>
+          <w:szCs w:val="20"/>
+          <w:shd w:val="clear" w:color="auto" w:fill="F1F3F4"/>
+        </w:rPr>
+        <w:t>Unparseable</w:t>
+      </w:r>
+      <w:proofErr w:type="spellEnd"/>
+      <w:r>
+        <w:rPr>
+          <w:rFonts w:ascii="Courier New" w:eastAsia="Times New Roman" w:hAnsi="Courier New" w:cs="Courier New"/>
+          <w:color w:val="1F1F1F"/>
+          <w:sz w:val="20"/>
+          <w:szCs w:val="20"/>
+          <w:shd w:val="clear" w:color="auto" w:fill="F1F3F4"/>
+        </w:rPr>
+        <w:t xml:space="preserve"> payloads or invalid routing state abort dispatch prior to LLM execution.]</w:t>
       </w:r>
     </w:p>
     <w:p>
@@ -1248,6 +1389,7 @@
         </w:rPr>
         <w:t xml:space="preserve">: Receipt of the dispatched investigation job at the </w:t>
       </w:r>
+      <w:proofErr w:type="spellStart"/>
       <w:r>
         <w:rPr>
           <w:rFonts w:ascii="Courier New" w:eastAsia="Times New Roman" w:hAnsi="Courier New" w:cs="Courier New"/>
@@ -1258,6 +1400,7 @@
         </w:rPr>
         <w:t>agent_orchestrator</w:t>
       </w:r>
+      <w:proofErr w:type="spellEnd"/>
       <w:r>
         <w:rPr>
           <w:rFonts w:ascii="Roboto" w:eastAsia="Times New Roman" w:hAnsi="Roboto" w:cs="Times New Roman"/>
@@ -1294,6 +1437,7 @@
         </w:rPr>
         <w:t xml:space="preserve">: </w:t>
       </w:r>
+      <w:proofErr w:type="spellStart"/>
       <w:r>
         <w:rPr>
           <w:rFonts w:ascii="Courier New" w:eastAsia="Times New Roman" w:hAnsi="Courier New" w:cs="Courier New"/>
@@ -1304,13 +1448,31 @@
         </w:rPr>
         <w:t>agent_orchestrator</w:t>
       </w:r>
-      <w:r>
-        <w:rPr>
-          <w:rFonts w:ascii="Roboto" w:eastAsia="Times New Roman" w:hAnsi="Roboto" w:cs="Times New Roman"/>
-          <w:color w:val="1F1F1F"/>
-        </w:rPr>
-        <w:t xml:space="preserve"> (ToolCallingLLM) communicating with </w:t>
-      </w:r>
+      <w:proofErr w:type="spellEnd"/>
+      <w:r>
+        <w:rPr>
+          <w:rFonts w:ascii="Roboto" w:eastAsia="Times New Roman" w:hAnsi="Roboto" w:cs="Times New Roman"/>
+          <w:color w:val="1F1F1F"/>
+        </w:rPr>
+        <w:t xml:space="preserve"> (</w:t>
+      </w:r>
+      <w:proofErr w:type="spellStart"/>
+      <w:r>
+        <w:rPr>
+          <w:rFonts w:ascii="Roboto" w:eastAsia="Times New Roman" w:hAnsi="Roboto" w:cs="Times New Roman"/>
+          <w:color w:val="1F1F1F"/>
+        </w:rPr>
+        <w:t>ToolCallingLLM</w:t>
+      </w:r>
+      <w:proofErr w:type="spellEnd"/>
+      <w:r>
+        <w:rPr>
+          <w:rFonts w:ascii="Roboto" w:eastAsia="Times New Roman" w:hAnsi="Roboto" w:cs="Times New Roman"/>
+          <w:color w:val="1F1F1F"/>
+        </w:rPr>
+        <w:t xml:space="preserve">) communicating with </w:t>
+      </w:r>
+      <w:proofErr w:type="spellStart"/>
       <w:r>
         <w:rPr>
           <w:rFonts w:ascii="Courier New" w:eastAsia="Times New Roman" w:hAnsi="Courier New" w:cs="Courier New"/>
@@ -1321,6 +1483,7 @@
         </w:rPr>
         <w:t>llm_provider</w:t>
       </w:r>
+      <w:proofErr w:type="spellEnd"/>
       <w:r>
         <w:rPr>
           <w:rFonts w:ascii="Roboto" w:eastAsia="Times New Roman" w:hAnsi="Roboto" w:cs="Times New Roman"/>
@@ -1387,6 +1550,7 @@
         </w:rPr>
         <w:t xml:space="preserve">: The </w:t>
       </w:r>
+      <w:proofErr w:type="spellStart"/>
       <w:r>
         <w:rPr>
           <w:rFonts w:ascii="Courier New" w:eastAsia="Times New Roman" w:hAnsi="Courier New" w:cs="Courier New"/>
@@ -1397,12 +1561,29 @@
         </w:rPr>
         <w:t>ToolCallingLLM</w:t>
       </w:r>
-      <w:r>
-        <w:rPr>
-          <w:rFonts w:ascii="Roboto" w:eastAsia="Times New Roman" w:hAnsi="Roboto" w:cs="Times New Roman"/>
-          <w:color w:val="1F1F1F"/>
-        </w:rPr>
-        <w:t xml:space="preserve"> executes its reason-act loop under strict budget limits. It routes inference requests to external vendors (OpenAI, Anthropic, Bedrock) normalized through LiteLLM abstractions.</w:t>
+      <w:proofErr w:type="spellEnd"/>
+      <w:r>
+        <w:rPr>
+          <w:rFonts w:ascii="Roboto" w:eastAsia="Times New Roman" w:hAnsi="Roboto" w:cs="Times New Roman"/>
+          <w:color w:val="1F1F1F"/>
+        </w:rPr>
+        <w:t xml:space="preserve"> executes its reason-act loop under strict budget limits. It routes inference requests to external vendors (OpenAI, Anthropic, Bedrock) normalized through </w:t>
+      </w:r>
+      <w:proofErr w:type="spellStart"/>
+      <w:r>
+        <w:rPr>
+          <w:rFonts w:ascii="Roboto" w:eastAsia="Times New Roman" w:hAnsi="Roboto" w:cs="Times New Roman"/>
+          <w:color w:val="1F1F1F"/>
+        </w:rPr>
+        <w:t>LiteLLM</w:t>
+      </w:r>
+      <w:proofErr w:type="spellEnd"/>
+      <w:r>
+        <w:rPr>
+          <w:rFonts w:ascii="Roboto" w:eastAsia="Times New Roman" w:hAnsi="Roboto" w:cs="Times New Roman"/>
+          <w:color w:val="1F1F1F"/>
+        </w:rPr>
+        <w:t xml:space="preserve"> abstractions.</w:t>
       </w:r>
     </w:p>
     <w:p>
@@ -1486,7 +1667,29 @@
           <w:szCs w:val="20"/>
           <w:shd w:val="clear" w:color="auto" w:fill="F1F3F4"/>
         </w:rPr>
-        <w:t>[INFERENCE: LLM API timeouts, rate limits, or quota exhaustion require provider failovers via LiteLLM or budget termination.]</w:t>
+        <w:t xml:space="preserve">[INFERENCE: LLM API timeouts, rate limits, or quota exhaustion require provider failovers via </w:t>
+      </w:r>
+      <w:proofErr w:type="spellStart"/>
+      <w:r>
+        <w:rPr>
+          <w:rFonts w:ascii="Courier New" w:eastAsia="Times New Roman" w:hAnsi="Courier New" w:cs="Courier New"/>
+          <w:color w:val="1F1F1F"/>
+          <w:sz w:val="20"/>
+          <w:szCs w:val="20"/>
+          <w:shd w:val="clear" w:color="auto" w:fill="F1F3F4"/>
+        </w:rPr>
+        <w:t>LiteLLM</w:t>
+      </w:r>
+      <w:proofErr w:type="spellEnd"/>
+      <w:r>
+        <w:rPr>
+          <w:rFonts w:ascii="Courier New" w:eastAsia="Times New Roman" w:hAnsi="Courier New" w:cs="Courier New"/>
+          <w:color w:val="1F1F1F"/>
+          <w:sz w:val="20"/>
+          <w:szCs w:val="20"/>
+          <w:shd w:val="clear" w:color="auto" w:fill="F1F3F4"/>
+        </w:rPr>
+        <w:t xml:space="preserve"> or budget termination.]</w:t>
       </w:r>
     </w:p>
     <w:p>
@@ -1542,6 +1745,7 @@
         </w:rPr>
         <w:t xml:space="preserve">: Creation of a proposed tool call command by the </w:t>
       </w:r>
+      <w:proofErr w:type="spellStart"/>
       <w:r>
         <w:rPr>
           <w:rFonts w:ascii="Courier New" w:eastAsia="Times New Roman" w:hAnsi="Courier New" w:cs="Courier New"/>
@@ -1552,6 +1756,7 @@
         </w:rPr>
         <w:t>agent_orchestrator</w:t>
       </w:r>
+      <w:proofErr w:type="spellEnd"/>
       <w:r>
         <w:rPr>
           <w:rFonts w:ascii="Roboto" w:eastAsia="Times New Roman" w:hAnsi="Roboto" w:cs="Times New Roman"/>
@@ -1588,6 +1793,7 @@
         </w:rPr>
         <w:t xml:space="preserve">: </w:t>
       </w:r>
+      <w:proofErr w:type="spellStart"/>
       <w:r>
         <w:rPr>
           <w:rFonts w:ascii="Courier New" w:eastAsia="Times New Roman" w:hAnsi="Courier New" w:cs="Courier New"/>
@@ -1598,6 +1804,7 @@
         </w:rPr>
         <w:t>agent_orchestrator</w:t>
       </w:r>
+      <w:proofErr w:type="spellEnd"/>
       <w:r>
         <w:rPr>
           <w:rFonts w:ascii="Roboto" w:eastAsia="Times New Roman" w:hAnsi="Roboto" w:cs="Times New Roman"/>
@@ -1605,6 +1812,7 @@
         </w:rPr>
         <w:t xml:space="preserve"> submitting to </w:t>
       </w:r>
+      <w:proofErr w:type="spellStart"/>
       <w:r>
         <w:rPr>
           <w:rFonts w:ascii="Courier New" w:eastAsia="Times New Roman" w:hAnsi="Courier New" w:cs="Courier New"/>
@@ -1615,6 +1823,7 @@
         </w:rPr>
         <w:t>safeguard_gate</w:t>
       </w:r>
+      <w:proofErr w:type="spellEnd"/>
       <w:r>
         <w:rPr>
           <w:rFonts w:ascii="Roboto" w:eastAsia="Times New Roman" w:hAnsi="Roboto" w:cs="Times New Roman"/>
@@ -1794,7 +2003,23 @@
           <w:rFonts w:ascii="Roboto" w:eastAsia="Times New Roman" w:hAnsi="Roboto" w:cs="Times New Roman"/>
           <w:color w:val="1F1F1F"/>
         </w:rPr>
-        <w:t>--Image of: Architecture diagram showing how external alerts cross a trust boundary into the UpTimeEngine core control plane.--</w:t>
+        <w:t xml:space="preserve">--Image of: Architecture diagram showing how external alerts cross a trust boundary into the UpTimeEngine core control </w:t>
+      </w:r>
+      <w:proofErr w:type="gramStart"/>
+      <w:r>
+        <w:rPr>
+          <w:rFonts w:ascii="Roboto" w:eastAsia="Times New Roman" w:hAnsi="Roboto" w:cs="Times New Roman"/>
+          <w:color w:val="1F1F1F"/>
+        </w:rPr>
+        <w:t>plane.-</w:t>
+      </w:r>
+      <w:proofErr w:type="gramEnd"/>
+      <w:r>
+        <w:rPr>
+          <w:rFonts w:ascii="Roboto" w:eastAsia="Times New Roman" w:hAnsi="Roboto" w:cs="Times New Roman"/>
+          <w:color w:val="1F1F1F"/>
+        </w:rPr>
+        <w:t>-</w:t>
       </w:r>
     </w:p>
     <w:p>
@@ -1826,7 +2051,23 @@
           <w:rFonts w:ascii="Roboto" w:eastAsia="Times New Roman" w:hAnsi="Roboto" w:cs="Times New Roman"/>
           <w:color w:val="1F1F1F"/>
         </w:rPr>
-        <w:t>--Image of: Flowchart illustrating the Prompt Engine compiling requests, toolset cache, and session history into a scoped prompt.--</w:t>
+        <w:t xml:space="preserve">--Image of: Flowchart illustrating the Prompt Engine compiling requests, toolset cache, and session history into a scoped </w:t>
+      </w:r>
+      <w:proofErr w:type="gramStart"/>
+      <w:r>
+        <w:rPr>
+          <w:rFonts w:ascii="Roboto" w:eastAsia="Times New Roman" w:hAnsi="Roboto" w:cs="Times New Roman"/>
+          <w:color w:val="1F1F1F"/>
+        </w:rPr>
+        <w:t>prompt.-</w:t>
+      </w:r>
+      <w:proofErr w:type="gramEnd"/>
+      <w:r>
+        <w:rPr>
+          <w:rFonts w:ascii="Roboto" w:eastAsia="Times New Roman" w:hAnsi="Roboto" w:cs="Times New Roman"/>
+          <w:color w:val="1F1F1F"/>
+        </w:rPr>
+        <w:t>-</w:t>
       </w:r>
     </w:p>
     <w:p>
@@ -1858,7 +2099,32 @@
           <w:rFonts w:ascii="Roboto" w:eastAsia="Times New Roman" w:hAnsi="Roboto" w:cs="Times New Roman"/>
           <w:color w:val="1F1F1F"/>
         </w:rPr>
-        <w:t>--Image of: Diagram showing an Agent Orchestrator executing bounded reasoning loops with multi-provider LLMs via LiteLLM.--</w:t>
+        <w:t xml:space="preserve">--Image of: Diagram showing an Agent Orchestrator executing bounded reasoning loops with multi-provider LLMs via </w:t>
+      </w:r>
+      <w:proofErr w:type="spellStart"/>
+      <w:proofErr w:type="gramStart"/>
+      <w:r>
+        <w:rPr>
+          <w:rFonts w:ascii="Roboto" w:eastAsia="Times New Roman" w:hAnsi="Roboto" w:cs="Times New Roman"/>
+          <w:color w:val="1F1F1F"/>
+        </w:rPr>
+        <w:t>LiteLLM</w:t>
+      </w:r>
+      <w:proofErr w:type="spellEnd"/>
+      <w:r>
+        <w:rPr>
+          <w:rFonts w:ascii="Roboto" w:eastAsia="Times New Roman" w:hAnsi="Roboto" w:cs="Times New Roman"/>
+          <w:color w:val="1F1F1F"/>
+        </w:rPr>
+        <w:t>.-</w:t>
+      </w:r>
+      <w:proofErr w:type="gramEnd"/>
+      <w:r>
+        <w:rPr>
+          <w:rFonts w:ascii="Roboto" w:eastAsia="Times New Roman" w:hAnsi="Roboto" w:cs="Times New Roman"/>
+          <w:color w:val="1F1F1F"/>
+        </w:rPr>
+        <w:t>-</w:t>
       </w:r>
     </w:p>
     <w:p>
@@ -1890,7 +2156,23 @@
           <w:rFonts w:ascii="Roboto" w:eastAsia="Times New Roman" w:hAnsi="Roboto" w:cs="Times New Roman"/>
           <w:color w:val="1F1F1F"/>
         </w:rPr>
-        <w:t>--Image of: Diagram showing proposed LLM command packets passing through a verification matrix before tool execution.--</w:t>
+        <w:t xml:space="preserve">--Image of: Diagram showing proposed LLM command packets passing through a verification matrix before tool </w:t>
+      </w:r>
+      <w:proofErr w:type="gramStart"/>
+      <w:r>
+        <w:rPr>
+          <w:rFonts w:ascii="Roboto" w:eastAsia="Times New Roman" w:hAnsi="Roboto" w:cs="Times New Roman"/>
+          <w:color w:val="1F1F1F"/>
+        </w:rPr>
+        <w:t>execution.-</w:t>
+      </w:r>
+      <w:proofErr w:type="gramEnd"/>
+      <w:r>
+        <w:rPr>
+          <w:rFonts w:ascii="Roboto" w:eastAsia="Times New Roman" w:hAnsi="Roboto" w:cs="Times New Roman"/>
+          <w:color w:val="1F1F1F"/>
+        </w:rPr>
+        <w:t>-</w:t>
       </w:r>
     </w:p>
     <w:p>
@@ -1988,6 +2270,7 @@
         </w:rPr>
         <w:t xml:space="preserve">: Policy approval and clearance confirmation from </w:t>
       </w:r>
+      <w:proofErr w:type="spellStart"/>
       <w:r>
         <w:rPr>
           <w:rFonts w:ascii="Courier New" w:eastAsia="Times New Roman" w:hAnsi="Courier New" w:cs="Courier New"/>
@@ -1998,6 +2281,7 @@
         </w:rPr>
         <w:t>safeguard_gate</w:t>
       </w:r>
+      <w:proofErr w:type="spellEnd"/>
       <w:r>
         <w:rPr>
           <w:rFonts w:ascii="Roboto" w:eastAsia="Times New Roman" w:hAnsi="Roboto" w:cs="Times New Roman"/>
@@ -2034,6 +2318,7 @@
         </w:rPr>
         <w:t xml:space="preserve">: </w:t>
       </w:r>
+      <w:proofErr w:type="spellStart"/>
       <w:r>
         <w:rPr>
           <w:rFonts w:ascii="Courier New" w:eastAsia="Times New Roman" w:hAnsi="Courier New" w:cs="Courier New"/>
@@ -2044,6 +2329,7 @@
         </w:rPr>
         <w:t>safeguard_gate</w:t>
       </w:r>
+      <w:proofErr w:type="spellEnd"/>
       <w:r>
         <w:rPr>
           <w:rFonts w:ascii="Roboto" w:eastAsia="Times New Roman" w:hAnsi="Roboto" w:cs="Times New Roman"/>
@@ -2051,6 +2337,7 @@
         </w:rPr>
         <w:t xml:space="preserve"> passing commands to </w:t>
       </w:r>
+      <w:proofErr w:type="spellStart"/>
       <w:r>
         <w:rPr>
           <w:rFonts w:ascii="Courier New" w:eastAsia="Times New Roman" w:hAnsi="Courier New" w:cs="Courier New"/>
@@ -2061,6 +2348,7 @@
         </w:rPr>
         <w:t>toolset_manager</w:t>
       </w:r>
+      <w:proofErr w:type="spellEnd"/>
       <w:r>
         <w:rPr>
           <w:rFonts w:ascii="Roboto" w:eastAsia="Times New Roman" w:hAnsi="Roboto" w:cs="Times New Roman"/>
@@ -2264,6 +2552,7 @@
         </w:rPr>
         <w:t xml:space="preserve">: Tool invocation command dispatched from </w:t>
       </w:r>
+      <w:proofErr w:type="spellStart"/>
       <w:r>
         <w:rPr>
           <w:rFonts w:ascii="Courier New" w:eastAsia="Times New Roman" w:hAnsi="Courier New" w:cs="Courier New"/>
@@ -2274,6 +2563,7 @@
         </w:rPr>
         <w:t>toolset_manager</w:t>
       </w:r>
+      <w:proofErr w:type="spellEnd"/>
       <w:r>
         <w:rPr>
           <w:rFonts w:ascii="Roboto" w:eastAsia="Times New Roman" w:hAnsi="Roboto" w:cs="Times New Roman"/>
@@ -2310,6 +2600,7 @@
         </w:rPr>
         <w:t xml:space="preserve">: </w:t>
       </w:r>
+      <w:proofErr w:type="spellStart"/>
       <w:r>
         <w:rPr>
           <w:rFonts w:ascii="Courier New" w:eastAsia="Times New Roman" w:hAnsi="Courier New" w:cs="Courier New"/>
@@ -2320,6 +2611,7 @@
         </w:rPr>
         <w:t>toolset_manager</w:t>
       </w:r>
+      <w:proofErr w:type="spellEnd"/>
       <w:r>
         <w:rPr>
           <w:rFonts w:ascii="Roboto" w:eastAsia="Times New Roman" w:hAnsi="Roboto" w:cs="Times New Roman"/>
@@ -2373,6 +2665,7 @@
         </w:rPr>
         <w:t xml:space="preserve">: Scoped credentials (from </w:t>
       </w:r>
+      <w:proofErr w:type="spellStart"/>
       <w:r>
         <w:rPr>
           <w:rFonts w:ascii="Courier New" w:eastAsia="Times New Roman" w:hAnsi="Courier New" w:cs="Courier New"/>
@@ -2383,6 +2676,7 @@
         </w:rPr>
         <w:t>auth_manager</w:t>
       </w:r>
+      <w:proofErr w:type="spellEnd"/>
       <w:r>
         <w:rPr>
           <w:rFonts w:ascii="Roboto" w:eastAsia="Times New Roman" w:hAnsi="Roboto" w:cs="Times New Roman"/>
@@ -2417,7 +2711,23 @@
           <w:rFonts w:ascii="Roboto" w:eastAsia="Times New Roman" w:hAnsi="Roboto" w:cs="Times New Roman"/>
           <w:color w:val="1F1F1F"/>
         </w:rPr>
-        <w:t>: Safe execution against customer infrastructure using scoped least-privilege credentials to inspect Kube API objects, pod statuses, and Prometheus metrics.</w:t>
+        <w:t xml:space="preserve">: Safe execution against customer infrastructure using scoped least-privilege credentials to inspect </w:t>
+      </w:r>
+      <w:proofErr w:type="spellStart"/>
+      <w:r>
+        <w:rPr>
+          <w:rFonts w:ascii="Roboto" w:eastAsia="Times New Roman" w:hAnsi="Roboto" w:cs="Times New Roman"/>
+          <w:color w:val="1F1F1F"/>
+        </w:rPr>
+        <w:t>Kube</w:t>
+      </w:r>
+      <w:proofErr w:type="spellEnd"/>
+      <w:r>
+        <w:rPr>
+          <w:rFonts w:ascii="Roboto" w:eastAsia="Times New Roman" w:hAnsi="Roboto" w:cs="Times New Roman"/>
+          <w:color w:val="1F1F1F"/>
+        </w:rPr>
+        <w:t xml:space="preserve"> API objects, pod statuses, and Prometheus metrics.</w:t>
       </w:r>
     </w:p>
     <w:p>
@@ -2557,6 +2867,7 @@
         </w:rPr>
         <w:t xml:space="preserve">: Aggregated inspection data and finalized remediation plan from </w:t>
       </w:r>
+      <w:proofErr w:type="spellStart"/>
       <w:r>
         <w:rPr>
           <w:rFonts w:ascii="Courier New" w:eastAsia="Times New Roman" w:hAnsi="Courier New" w:cs="Courier New"/>
@@ -2567,6 +2878,7 @@
         </w:rPr>
         <w:t>toolset_manager</w:t>
       </w:r>
+      <w:proofErr w:type="spellEnd"/>
       <w:r>
         <w:rPr>
           <w:rFonts w:ascii="Roboto" w:eastAsia="Times New Roman" w:hAnsi="Roboto" w:cs="Times New Roman"/>
@@ -2603,6 +2915,7 @@
         </w:rPr>
         <w:t xml:space="preserve">: </w:t>
       </w:r>
+      <w:proofErr w:type="spellStart"/>
       <w:r>
         <w:rPr>
           <w:rFonts w:ascii="Courier New" w:eastAsia="Times New Roman" w:hAnsi="Courier New" w:cs="Courier New"/>
@@ -2613,6 +2926,7 @@
         </w:rPr>
         <w:t>toolset_manager</w:t>
       </w:r>
+      <w:proofErr w:type="spellEnd"/>
       <w:r>
         <w:rPr>
           <w:rFonts w:ascii="Roboto" w:eastAsia="Times New Roman" w:hAnsi="Roboto" w:cs="Times New Roman"/>
@@ -2620,6 +2934,7 @@
         </w:rPr>
         <w:t xml:space="preserve"> dispatching to </w:t>
       </w:r>
+      <w:proofErr w:type="spellStart"/>
       <w:r>
         <w:rPr>
           <w:rFonts w:ascii="Courier New" w:eastAsia="Times New Roman" w:hAnsi="Courier New" w:cs="Courier New"/>
@@ -2630,6 +2945,7 @@
         </w:rPr>
         <w:t>incident_dest</w:t>
       </w:r>
+      <w:proofErr w:type="spellEnd"/>
       <w:r>
         <w:rPr>
           <w:rFonts w:ascii="Roboto" w:eastAsia="Times New Roman" w:hAnsi="Roboto" w:cs="Times New Roman"/>
@@ -2722,7 +3038,44 @@
           <w:rFonts w:ascii="Roboto" w:eastAsia="Times New Roman" w:hAnsi="Roboto" w:cs="Times New Roman"/>
           <w:color w:val="1F1F1F"/>
         </w:rPr>
-        <w:t>: Incident notifications, updated Jira tickets, Slack messages, or resolved PagerDuty alerts.</w:t>
+        <w:t xml:space="preserve">: Incident notifications, updated Jira tickets, </w:t>
+      </w:r>
+      <w:r>
+        <w:rPr>
+          <w:rFonts w:ascii="Roboto" w:eastAsia="Times New Roman" w:hAnsi="Roboto" w:cs="Times New Roman"/>
+          <w:color w:val="1F1F1F"/>
+        </w:rPr>
+        <w:t>Teams</w:t>
+      </w:r>
+      <w:r>
+        <w:rPr>
+          <w:rFonts w:ascii="Roboto" w:eastAsia="Times New Roman" w:hAnsi="Roboto" w:cs="Times New Roman"/>
+          <w:color w:val="1F1F1F"/>
+        </w:rPr>
+        <w:t xml:space="preserve"> messages, or resolved </w:t>
+      </w:r>
+      <w:proofErr w:type="spellStart"/>
+      <w:r>
+        <w:rPr>
+          <w:rFonts w:ascii="Roboto" w:eastAsia="Times New Roman" w:hAnsi="Roboto" w:cs="Times New Roman"/>
+          <w:color w:val="1F1F1F"/>
+        </w:rPr>
+        <w:t>BigPanda</w:t>
+      </w:r>
+      <w:r>
+        <w:rPr>
+          <w:rFonts w:ascii="Roboto" w:eastAsia="Times New Roman" w:hAnsi="Roboto" w:cs="Times New Roman"/>
+          <w:color w:val="1F1F1F"/>
+        </w:rPr>
+        <w:t>alerts</w:t>
+      </w:r>
+      <w:proofErr w:type="spellEnd"/>
+      <w:r>
+        <w:rPr>
+          <w:rFonts w:ascii="Roboto" w:eastAsia="Times New Roman" w:hAnsi="Roboto" w:cs="Times New Roman"/>
+          <w:color w:val="1F1F1F"/>
+        </w:rPr>
+        <w:t>.</w:t>
       </w:r>
     </w:p>
     <w:p>
@@ -2834,6 +3187,7 @@
         </w:rPr>
         <w:t>: Stage 4 (</w:t>
       </w:r>
+      <w:proofErr w:type="spellStart"/>
       <w:r>
         <w:rPr>
           <w:rFonts w:ascii="Courier New" w:eastAsia="Times New Roman" w:hAnsi="Courier New" w:cs="Courier New"/>
@@ -2844,6 +3198,7 @@
         </w:rPr>
         <w:t>safeguard_gate</w:t>
       </w:r>
+      <w:proofErr w:type="spellEnd"/>
       <w:r>
         <w:rPr>
           <w:rFonts w:ascii="Roboto" w:eastAsia="Times New Roman" w:hAnsi="Roboto" w:cs="Times New Roman"/>
@@ -2880,6 +3235,7 @@
         </w:rPr>
         <w:t xml:space="preserve">: The </w:t>
       </w:r>
+      <w:proofErr w:type="spellStart"/>
       <w:r>
         <w:rPr>
           <w:rFonts w:ascii="Courier New" w:eastAsia="Times New Roman" w:hAnsi="Courier New" w:cs="Courier New"/>
@@ -2890,6 +3246,7 @@
         </w:rPr>
         <w:t>ToolCallingLLM</w:t>
       </w:r>
+      <w:proofErr w:type="spellEnd"/>
       <w:r>
         <w:rPr>
           <w:rFonts w:ascii="Roboto" w:eastAsia="Times New Roman" w:hAnsi="Roboto" w:cs="Times New Roman"/>
@@ -2962,7 +3319,23 @@
           <w:rFonts w:ascii="Roboto" w:eastAsia="Times New Roman" w:hAnsi="Roboto" w:cs="Times New Roman"/>
           <w:color w:val="1F1F1F"/>
         </w:rPr>
-        <w:t>: OpenAI, Anthropic, Bedrock (abstracted via LiteLLM).</w:t>
+        <w:t xml:space="preserve">: OpenAI, Anthropic, Bedrock (abstracted via </w:t>
+      </w:r>
+      <w:proofErr w:type="spellStart"/>
+      <w:r>
+        <w:rPr>
+          <w:rFonts w:ascii="Roboto" w:eastAsia="Times New Roman" w:hAnsi="Roboto" w:cs="Times New Roman"/>
+          <w:color w:val="1F1F1F"/>
+        </w:rPr>
+        <w:t>LiteLLM</w:t>
+      </w:r>
+      <w:proofErr w:type="spellEnd"/>
+      <w:r>
+        <w:rPr>
+          <w:rFonts w:ascii="Roboto" w:eastAsia="Times New Roman" w:hAnsi="Roboto" w:cs="Times New Roman"/>
+          <w:color w:val="1F1F1F"/>
+        </w:rPr>
+        <w:t>).</w:t>
       </w:r>
     </w:p>
     <w:p>
@@ -2991,7 +3364,23 @@
           <w:rFonts w:ascii="Roboto" w:eastAsia="Times New Roman" w:hAnsi="Roboto" w:cs="Times New Roman"/>
           <w:color w:val="1F1F1F"/>
         </w:rPr>
-        <w:t>: Kubernetes Cluster (Kube API &amp; workloads).</w:t>
+        <w:t>: Kubernetes Cluster (</w:t>
+      </w:r>
+      <w:proofErr w:type="spellStart"/>
+      <w:r>
+        <w:rPr>
+          <w:rFonts w:ascii="Roboto" w:eastAsia="Times New Roman" w:hAnsi="Roboto" w:cs="Times New Roman"/>
+          <w:color w:val="1F1F1F"/>
+        </w:rPr>
+        <w:t>Kube</w:t>
+      </w:r>
+      <w:proofErr w:type="spellEnd"/>
+      <w:r>
+        <w:rPr>
+          <w:rFonts w:ascii="Roboto" w:eastAsia="Times New Roman" w:hAnsi="Roboto" w:cs="Times New Roman"/>
+          <w:color w:val="1F1F1F"/>
+        </w:rPr>
+        <w:t xml:space="preserve"> API &amp; workloads).</w:t>
       </w:r>
     </w:p>
     <w:p>
@@ -3020,7 +3409,51 @@
           <w:rFonts w:ascii="Roboto" w:eastAsia="Times New Roman" w:hAnsi="Roboto" w:cs="Times New Roman"/>
           <w:color w:val="1F1F1F"/>
         </w:rPr>
-        <w:t>: AlertManager, PagerDuty, Slack, Jira.</w:t>
+        <w:t xml:space="preserve">: </w:t>
+      </w:r>
+      <w:proofErr w:type="spellStart"/>
+      <w:r>
+        <w:rPr>
+          <w:rFonts w:ascii="Roboto" w:eastAsia="Times New Roman" w:hAnsi="Roboto" w:cs="Times New Roman"/>
+          <w:color w:val="1F1F1F"/>
+        </w:rPr>
+        <w:t>AlertManager</w:t>
+      </w:r>
+      <w:proofErr w:type="spellEnd"/>
+      <w:r>
+        <w:rPr>
+          <w:rFonts w:ascii="Roboto" w:eastAsia="Times New Roman" w:hAnsi="Roboto" w:cs="Times New Roman"/>
+          <w:color w:val="1F1F1F"/>
+        </w:rPr>
+        <w:t xml:space="preserve">, </w:t>
+      </w:r>
+      <w:r>
+        <w:rPr>
+          <w:rFonts w:ascii="Roboto" w:eastAsia="Times New Roman" w:hAnsi="Roboto" w:cs="Times New Roman"/>
+          <w:color w:val="1F1F1F"/>
+        </w:rPr>
+        <w:t>BigPanda</w:t>
+      </w:r>
+      <w:r>
+        <w:rPr>
+          <w:rFonts w:ascii="Roboto" w:eastAsia="Times New Roman" w:hAnsi="Roboto" w:cs="Times New Roman"/>
+          <w:color w:val="1F1F1F"/>
+        </w:rPr>
+        <w:t xml:space="preserve">, </w:t>
+      </w:r>
+      <w:r>
+        <w:rPr>
+          <w:rFonts w:ascii="Roboto" w:eastAsia="Times New Roman" w:hAnsi="Roboto" w:cs="Times New Roman"/>
+          <w:color w:val="1F1F1F"/>
+        </w:rPr>
+        <w:t>Teams</w:t>
+      </w:r>
+      <w:r>
+        <w:rPr>
+          <w:rFonts w:ascii="Roboto" w:eastAsia="Times New Roman" w:hAnsi="Roboto" w:cs="Times New Roman"/>
+          <w:color w:val="1F1F1F"/>
+        </w:rPr>
+        <w:t>, Jira.</w:t>
       </w:r>
     </w:p>
     <w:p>
@@ -3117,6 +3550,7 @@
         </w:rPr>
         <w:t xml:space="preserve">: While </w:t>
       </w:r>
+      <w:proofErr w:type="spellStart"/>
       <w:r>
         <w:rPr>
           <w:rFonts w:ascii="Courier New" w:eastAsia="Times New Roman" w:hAnsi="Courier New" w:cs="Courier New"/>
@@ -3127,6 +3561,7 @@
         </w:rPr>
         <w:t>supabase_db</w:t>
       </w:r>
+      <w:proofErr w:type="spellEnd"/>
       <w:r>
         <w:rPr>
           <w:rFonts w:ascii="Roboto" w:eastAsia="Times New Roman" w:hAnsi="Roboto" w:cs="Times New Roman"/>
@@ -3134,6 +3569,7 @@
         </w:rPr>
         <w:t xml:space="preserve"> (Platform State DB), </w:t>
       </w:r>
+      <w:proofErr w:type="spellStart"/>
       <w:r>
         <w:rPr>
           <w:rFonts w:ascii="Courier New" w:eastAsia="Times New Roman" w:hAnsi="Courier New" w:cs="Courier New"/>
@@ -3144,6 +3580,7 @@
         </w:rPr>
         <w:t>task_queue</w:t>
       </w:r>
+      <w:proofErr w:type="spellEnd"/>
       <w:r>
         <w:rPr>
           <w:rFonts w:ascii="Roboto" w:eastAsia="Times New Roman" w:hAnsi="Roboto" w:cs="Times New Roman"/>
@@ -3151,6 +3588,7 @@
         </w:rPr>
         <w:t xml:space="preserve">, and </w:t>
       </w:r>
+      <w:proofErr w:type="spellStart"/>
       <w:r>
         <w:rPr>
           <w:rFonts w:ascii="Courier New" w:eastAsia="Times New Roman" w:hAnsi="Courier New" w:cs="Courier New"/>
@@ -3161,12 +3599,29 @@
         </w:rPr>
         <w:t>telemetry_stream</w:t>
       </w:r>
-      <w:r>
-        <w:rPr>
-          <w:rFonts w:ascii="Roboto" w:eastAsia="Times New Roman" w:hAnsi="Roboto" w:cs="Times New Roman"/>
-          <w:color w:val="1F1F1F"/>
-        </w:rPr>
-        <w:t xml:space="preserve"> are defined as core state and queuing components, their exact interaction points relative to steps 1–7 are not explicitly numbered in the primary path diagram.</w:t>
+      <w:proofErr w:type="spellEnd"/>
+      <w:r>
+        <w:rPr>
+          <w:rFonts w:ascii="Roboto" w:eastAsia="Times New Roman" w:hAnsi="Roboto" w:cs="Times New Roman"/>
+          <w:color w:val="1F1F1F"/>
+        </w:rPr>
+        <w:t xml:space="preserve"> </w:t>
+      </w:r>
+      <w:proofErr w:type="gramStart"/>
+      <w:r>
+        <w:rPr>
+          <w:rFonts w:ascii="Roboto" w:eastAsia="Times New Roman" w:hAnsi="Roboto" w:cs="Times New Roman"/>
+          <w:color w:val="1F1F1F"/>
+        </w:rPr>
+        <w:t>are</w:t>
+      </w:r>
+      <w:proofErr w:type="gramEnd"/>
+      <w:r>
+        <w:rPr>
+          <w:rFonts w:ascii="Roboto" w:eastAsia="Times New Roman" w:hAnsi="Roboto" w:cs="Times New Roman"/>
+          <w:color w:val="1F1F1F"/>
+        </w:rPr>
+        <w:t xml:space="preserve"> defined as core state and queuing components, their exact interaction points relative to steps 1–7 are not explicitly numbered in the primary path diagram.</w:t>
       </w:r>
     </w:p>
     <w:p>
@@ -3197,6 +3652,7 @@
         </w:rPr>
         <w:t>: Remote MCP Servers (</w:t>
       </w:r>
+      <w:proofErr w:type="spellStart"/>
       <w:r>
         <w:rPr>
           <w:rFonts w:ascii="Courier New" w:eastAsia="Times New Roman" w:hAnsi="Courier New" w:cs="Courier New"/>
@@ -3207,6 +3663,7 @@
         </w:rPr>
         <w:t>mcp_servers</w:t>
       </w:r>
+      <w:proofErr w:type="spellEnd"/>
       <w:r>
         <w:rPr>
           <w:rFonts w:ascii="Roboto" w:eastAsia="Times New Roman" w:hAnsi="Roboto" w:cs="Times New Roman"/>
@@ -3243,6 +3700,7 @@
         </w:rPr>
         <w:t xml:space="preserve">: The system contains a </w:t>
       </w:r>
+      <w:proofErr w:type="spellStart"/>
       <w:r>
         <w:rPr>
           <w:rFonts w:ascii="Courier New" w:eastAsia="Times New Roman" w:hAnsi="Courier New" w:cs="Courier New"/>
@@ -3253,13 +3711,31 @@
         </w:rPr>
         <w:t>scheduled_worker</w:t>
       </w:r>
-      <w:r>
-        <w:rPr>
-          <w:rFonts w:ascii="Roboto" w:eastAsia="Times New Roman" w:hAnsi="Roboto" w:cs="Times New Roman"/>
-          <w:color w:val="1F1F1F"/>
-        </w:rPr>
-        <w:t xml:space="preserve"> (Proactive check cron), but the primary connection sequence only depicts trigger initiation via </w:t>
-      </w:r>
+      <w:proofErr w:type="spellEnd"/>
+      <w:r>
+        <w:rPr>
+          <w:rFonts w:ascii="Roboto" w:eastAsia="Times New Roman" w:hAnsi="Roboto" w:cs="Times New Roman"/>
+          <w:color w:val="1F1F1F"/>
+        </w:rPr>
+        <w:t xml:space="preserve"> (Proactive check </w:t>
+      </w:r>
+      <w:proofErr w:type="spellStart"/>
+      <w:r>
+        <w:rPr>
+          <w:rFonts w:ascii="Roboto" w:eastAsia="Times New Roman" w:hAnsi="Roboto" w:cs="Times New Roman"/>
+          <w:color w:val="1F1F1F"/>
+        </w:rPr>
+        <w:t>cron</w:t>
+      </w:r>
+      <w:proofErr w:type="spellEnd"/>
+      <w:r>
+        <w:rPr>
+          <w:rFonts w:ascii="Roboto" w:eastAsia="Times New Roman" w:hAnsi="Roboto" w:cs="Times New Roman"/>
+          <w:color w:val="1F1F1F"/>
+        </w:rPr>
+        <w:t xml:space="preserve">), but the primary connection sequence only depicts trigger initiation via </w:t>
+      </w:r>
+      <w:proofErr w:type="spellStart"/>
       <w:r>
         <w:rPr>
           <w:rFonts w:ascii="Courier New" w:eastAsia="Times New Roman" w:hAnsi="Courier New" w:cs="Courier New"/>
@@ -3270,6 +3746,7 @@
         </w:rPr>
         <w:t>alert_ingress</w:t>
       </w:r>
+      <w:proofErr w:type="spellEnd"/>
       <w:r>
         <w:rPr>
           <w:rFonts w:ascii="Roboto" w:eastAsia="Times New Roman" w:hAnsi="Roboto" w:cs="Times New Roman"/>
@@ -3389,6 +3866,7 @@
         </w:rPr>
         <w:t xml:space="preserve">: The security model relies entirely on </w:t>
       </w:r>
+      <w:proofErr w:type="spellStart"/>
       <w:r>
         <w:rPr>
           <w:rFonts w:ascii="Courier New" w:eastAsia="Times New Roman" w:hAnsi="Courier New" w:cs="Courier New"/>
@@ -3399,6 +3877,7 @@
         </w:rPr>
         <w:t>safeguard_gate</w:t>
       </w:r>
+      <w:proofErr w:type="spellEnd"/>
       <w:r>
         <w:rPr>
           <w:rFonts w:ascii="Roboto" w:eastAsia="Times New Roman" w:hAnsi="Roboto" w:cs="Times New Roman"/>
@@ -3587,7 +4066,23 @@
           <w:rFonts w:ascii="Roboto" w:eastAsia="Times New Roman" w:hAnsi="Roboto" w:cs="Times New Roman"/>
           <w:color w:val="1F1F1F"/>
         </w:rPr>
-        <w:t>: Inference vendors are normalized using LiteLLM abstractions within a budgeted reason-act loop.</w:t>
+        <w:t xml:space="preserve">: Inference vendors are normalized using </w:t>
+      </w:r>
+      <w:proofErr w:type="spellStart"/>
+      <w:r>
+        <w:rPr>
+          <w:rFonts w:ascii="Roboto" w:eastAsia="Times New Roman" w:hAnsi="Roboto" w:cs="Times New Roman"/>
+          <w:color w:val="1F1F1F"/>
+        </w:rPr>
+        <w:t>LiteLLM</w:t>
+      </w:r>
+      <w:proofErr w:type="spellEnd"/>
+      <w:r>
+        <w:rPr>
+          <w:rFonts w:ascii="Roboto" w:eastAsia="Times New Roman" w:hAnsi="Roboto" w:cs="Times New Roman"/>
+          <w:color w:val="1F1F1F"/>
+        </w:rPr>
+        <w:t xml:space="preserve"> abstractions within a budgeted reason-act loop.</w:t>
       </w:r>
     </w:p>
     <w:p>
